--- a/Assets/GDD_May/07_ENEMY_DESIGN.docx
+++ b/Assets/GDD_May/07_ENEMY_DESIGN.docx
@@ -2,6 +2,146 @@
 <file path=word/document.xml><?xml version="1.0" encoding="utf-8"?>
 <w:document xmlns:wpc="http://schemas.microsoft.com/office/word/2010/wordprocessingCanvas" xmlns:mc="http://schemas.openxmlformats.org/markup-compatibility/2006" xmlns:o="urn:schemas-microsoft-com:office:office" xmlns:r="http://schemas.openxmlformats.org/officeDocument/2006/relationships" xmlns:m="http://schemas.openxmlformats.org/officeDocument/2006/math" xmlns:v="urn:schemas-microsoft-com:vml" xmlns:wp14="http://schemas.microsoft.com/office/word/2010/wordprocessingDrawing" xmlns:wp="http://schemas.openxmlformats.org/drawingml/2006/wordprocessingDrawing" xmlns:w10="urn:schemas-microsoft-com:office:word" xmlns:w="http://schemas.openxmlformats.org/wordprocessingml/2006/main" xmlns:w14="http://schemas.microsoft.com/office/word/2010/wordml" xmlns:w15="http://schemas.microsoft.com/office/word/2012/wordml" xmlns:wpg="http://schemas.microsoft.com/office/word/2010/wordprocessingGroup" xmlns:wpi="http://schemas.microsoft.com/office/word/2010/wordprocessingInk" xmlns:wne="http://schemas.microsoft.com/office/word/2006/wordml" xmlns:wps="http://schemas.microsoft.com/office/word/2010/wordprocessingShape" xmlns:cx="http://schemas.microsoft.com/office/drawing/2014/chartex" xmlns:cx1="http://schemas.microsoft.com/office/drawing/2015/9/8/chartex" xmlns:cx2="http://schemas.microsoft.com/office/drawing/2015/10/21/chartex" xmlns:cx3="http://schemas.microsoft.com/office/drawing/2016/5/9/chartex" xmlns:cx4="http://schemas.microsoft.com/office/drawing/2016/5/10/chartex" xmlns:cx5="http://schemas.microsoft.com/office/drawing/2016/5/11/chartex" xmlns:cx6="http://schemas.microsoft.com/office/drawing/2016/5/12/chartex" xmlns:cx7="http://schemas.microsoft.com/office/drawing/2016/5/13/chartex" xmlns:cx8="http://schemas.microsoft.com/office/drawing/2016/5/14/chartex" xmlns:aink="http://schemas.microsoft.com/office/drawing/2016/ink" xmlns:am3d="http://schemas.microsoft.com/office/drawing/2017/model3d" xmlns:w16cex="http://schemas.microsoft.com/office/word/2018/wordml/cex" xmlns:w16cid="http://schemas.microsoft.com/office/word/2016/wordml/cid" xmlns:w16="http://schemas.microsoft.com/office/word/2018/wordml" xmlns:w16sdtdh="http://schemas.microsoft.com/office/word/2020/wordml/sdtdatahash" xmlns:w16se="http://schemas.microsoft.com/office/word/2015/wordml/symex" mc:Ignorable="w14 w15 wp14">
   <w:body>
+    <w:p>
+      <w:pPr>
+        <w:pStyle w:val="Heading1"/>
+      </w:pPr>
+      <w:r>
+        <w:rPr>
+          <w:rFonts w:ascii="Arial" w:cs="Arial" w:eastAsia="Arial" w:hAnsi="Arial"/>
+          <w:b/>
+          <w:bCs/>
+          <w:color w:val="1A1A2E"/>
+          <w:sz w:val="36"/>
+          <w:szCs w:val="36"/>
+        </w:rPr>
+        <w:t xml:space="preserve">Universal First-Sight Rules — All Enemies</w:t>
+      </w:r>
+    </w:p>
+    <w:p>
+      <w:pPr>
+        <w:spacing w:after="120" w:before="40"/>
+      </w:pPr>
+      <w:r>
+        <w:rPr>
+          <w:rFonts w:ascii="Arial" w:cs="Arial" w:eastAsia="Arial" w:hAnsi="Arial"/>
+          <w:color w:val="6B6B8A"/>
+          <w:i/>
+          <w:iCs/>
+          <w:sz w:val="18"/>
+          <w:szCs w:val="18"/>
+        </w:rPr>
+        <w:t xml:space="preserve">Applies to every enemy in this document (07a Kodama, 07b Hitotsume, 07c Kasa-obake, 07d Noppera-bo, 07e Komainu, 07f Oni, plus future entries). Per-enemy overrides are noted in individual sections.</w:t>
+      </w:r>
+    </w:p>
+    <w:p>
+      <w:pPr>
+        <w:pBdr>
+          <w:top w:val="single" w:color="1F6B3A" w:sz="2"/>
+          <w:left w:val="thick" w:color="1F6B3A" w:sz="8"/>
+          <w:bottom w:val="single" w:color="1F6B3A" w:sz="2"/>
+          <w:right w:val="single" w:color="1F6B3A" w:sz="2"/>
+        </w:pBdr>
+        <w:spacing w:after="140" w:before="80"/>
+      </w:pPr>
+      <w:r>
+        <w:rPr>
+          <w:rFonts w:ascii="Arial" w:cs="Arial" w:eastAsia="Arial" w:hAnsi="Arial"/>
+          <w:color w:val="1F6B3A"/>
+          <w:sz w:val="18"/>
+          <w:szCs w:val="18"/>
+        </w:rPr>
+        <w:t xml:space="preserve">✅  Tomoe (human form): enemies never attack Tomoe. They ignore her and continue their normal behaviour (patrol, idle, look around) when she is in view. Persuadable enemies emit a coloured emotional aura visible only to Tomoe.</w:t>
+      </w:r>
+    </w:p>
+    <w:p>
+      <w:pPr>
+        <w:pBdr>
+          <w:top w:val="single" w:color="1F6B3A" w:sz="2"/>
+          <w:left w:val="thick" w:color="1F6B3A" w:sz="8"/>
+          <w:bottom w:val="single" w:color="1F6B3A" w:sz="2"/>
+          <w:right w:val="single" w:color="1F6B3A" w:sz="2"/>
+        </w:pBdr>
+        <w:spacing w:after="140" w:before="80"/>
+      </w:pPr>
+      <w:r>
+        <w:rPr>
+          <w:rFonts w:ascii="Arial" w:cs="Arial" w:eastAsia="Arial" w:hAnsi="Arial"/>
+          <w:color w:val="1F6B3A"/>
+          <w:sz w:val="18"/>
+          <w:szCs w:val="18"/>
+        </w:rPr>
+        <w:t xml:space="preserve">✅  Yoru (cat form): standard hostile detection rules per individual enemy entries apply. Auras are invisible in cat form.</w:t>
+      </w:r>
+    </w:p>
+    <w:p>
+      <w:pPr>
+        <w:pBdr>
+          <w:top w:val="single" w:color="1F6B3A" w:sz="2"/>
+          <w:left w:val="thick" w:color="1F6B3A" w:sz="8"/>
+          <w:bottom w:val="single" w:color="1F6B3A" w:sz="2"/>
+          <w:right w:val="single" w:color="1F6B3A" w:sz="2"/>
+        </w:pBdr>
+        <w:spacing w:after="140" w:before="80"/>
+      </w:pPr>
+      <w:r>
+        <w:rPr>
+          <w:rFonts w:ascii="Arial" w:cs="Arial" w:eastAsia="Arial" w:hAnsi="Arial"/>
+          <w:color w:val="1F6B3A"/>
+          <w:sz w:val="18"/>
+          <w:szCs w:val="18"/>
+        </w:rPr>
+        <w:t xml:space="preserve">✅  Pre-combat defuse: if an enemy has spotted Yoru and is approaching aggressive but no hit has been exchanged yet (neither from player nor from enemy), the player CAN still transform to Tomoe. The enemy stops and returns to normal behaviour.</w:t>
+      </w:r>
+    </w:p>
+    <w:p>
+      <w:pPr>
+        <w:pBdr>
+          <w:top w:val="single" w:color="1F6B3A" w:sz="2"/>
+          <w:left w:val="thick" w:color="1F6B3A" w:sz="8"/>
+          <w:bottom w:val="single" w:color="1F6B3A" w:sz="2"/>
+          <w:right w:val="single" w:color="1F6B3A" w:sz="2"/>
+        </w:pBdr>
+        <w:spacing w:after="140" w:before="80"/>
+      </w:pPr>
+      <w:r>
+        <w:rPr>
+          <w:rFonts w:ascii="Arial" w:cs="Arial" w:eastAsia="Arial" w:hAnsi="Arial"/>
+          <w:color w:val="1F6B3A"/>
+          <w:sz w:val="18"/>
+          <w:szCs w:val="18"/>
+        </w:rPr>
+        <w:t xml:space="preserve">✅  Combat transform lock: once any hit has been exchanged (player→enemy or enemy→player), Yoru→Tomoe transform is BLOCKED. The player stays Yoru until combat ends (all engaged enemies dead or disengaged) or Yoru dies. On Yoru death, the player respawns at the last checkpoint in Tomoe form.</w:t>
+      </w:r>
+    </w:p>
+    <w:p>
+      <w:pPr>
+        <w:pBdr>
+          <w:top w:val="single" w:color="6B4A1F" w:sz="2"/>
+          <w:left w:val="thick" w:color="6B4A1F" w:sz="8"/>
+          <w:bottom w:val="single" w:color="6B4A1F" w:sz="2"/>
+          <w:right w:val="single" w:color="6B4A1F" w:sz="2"/>
+        </w:pBdr>
+        <w:spacing w:after="140" w:before="80"/>
+      </w:pPr>
+      <w:r>
+        <w:rPr>
+          <w:rFonts w:ascii="Arial" w:cs="Arial" w:eastAsia="Arial" w:hAnsi="Arial"/>
+          <w:color w:val="6B4A1F"/>
+          <w:sz w:val="18"/>
+          <w:szCs w:val="18"/>
+        </w:rPr>
+        <w:t xml:space="preserve">Per-enemy overrides on record: Hitotsume (07b) RETREATS from Tomoe — nervous from emotional auras. Player must approach slowly. All other entries follow the universal rule above unless their own section says otherwise.</w:t>
+      </w:r>
+    </w:p>
+    <w:p>
+      <w:pPr>
+        <w:pBdr>
+          <w:bottom w:val="single" w:color="4A3F6B" w:sz="4" w:space="1"/>
+        </w:pBdr>
+        <w:spacing w:after="200" w:before="200"/>
+      </w:pPr>
+    </w:p>
     <w:p>
       <w:pPr>
         <w:spacing w:after="60" w:before="0"/>
